--- a/report/r3/NeonNull_R3_Report.docx
+++ b/report/r3/NeonNull_R3_Report.docx
@@ -338,7 +338,7 @@
     <w:p>
       <w:pPr>
         <w:pStyle w:val="Heading1"/>
-        <w:spacing w:after="70" w:before="230"/>
+        <w:spacing w:after="55" w:before="190"/>
       </w:pPr>
       <w:r>
         <w:rPr>
@@ -353,7 +353,7 @@
     </w:p>
     <w:p>
       <w:pPr>
-        <w:spacing w:after="100" w:line="276"/>
+        <w:spacing w:after="80" w:line="264"/>
       </w:pPr>
       <w:r>
         <w:rPr>
@@ -368,7 +368,7 @@
     </w:p>
     <w:p>
       <w:pPr>
-        <w:spacing w:after="100" w:line="276"/>
+        <w:spacing w:after="80" w:line="264"/>
       </w:pPr>
       <w:r>
         <w:rPr>
@@ -382,7 +382,7 @@
     <w:p>
       <w:pPr>
         <w:pStyle w:val="Heading2"/>
-        <w:spacing w:after="55" w:before="150"/>
+        <w:spacing w:after="45" w:before="120"/>
       </w:pPr>
       <w:r>
         <w:rPr>
@@ -392,12 +392,41 @@
           <w:sz w:val="22"/>
           <w:szCs w:val="22"/>
         </w:rPr>
+        <w:t xml:space="preserve">AI methodology</w:t>
+      </w:r>
+    </w:p>
+    <w:p>
+      <w:pPr>
+        <w:spacing w:after="80" w:line="264"/>
+      </w:pPr>
+      <w:r>
+        <w:rPr>
+          <w:color w:val="0B0B0B"/>
+          <w:sz w:val="20"/>
+          <w:szCs w:val="20"/>
+        </w:rPr>
+        <w:t xml:space="preserve">Supervised deep learning and gradient boosting in combination, trained from scratch inside a single Kaggle notebook: the rules prohibit pretrained models and external data. Two views of each molecule feed a per-target blend. The first is gradient-boosted trees (LightGBM) over RDKit descriptors, Morgan, MACCS and Avalon fingerprints plus our polymer backbone block. The second is a message-passing graph neural network on the molecular graph, in two forms: one per target, and one multi-task encoder shared across the six electronic properties with a linear head each. Blend weights are fitted per target on out-of-fold predictions by constrained least squares. Self-supervised pretraining on the auxiliary PI1M corpus was also evaluated, and rejected on measurement (Section 3).</w:t>
+      </w:r>
+    </w:p>
+    <w:p>
+      <w:pPr>
+        <w:pStyle w:val="Heading2"/>
+        <w:spacing w:after="45" w:before="120"/>
+      </w:pPr>
+      <w:r>
+        <w:rPr>
+          <w:b/>
+          <w:bCs/>
+          <w:color w:val="EB6834"/>
+          <w:sz w:val="22"/>
+          <w:szCs w:val="22"/>
+        </w:rPr>
         <w:t xml:space="preserve">Novel contribution: a physically motivated multi-task cluster</w:t>
       </w:r>
     </w:p>
     <w:p>
       <w:pPr>
-        <w:spacing w:after="100" w:line="276"/>
+        <w:spacing w:after="80" w:line="264"/>
       </w:pPr>
       <w:r>
         <w:rPr>
@@ -456,7 +485,7 @@
     </w:p>
     <w:p>
       <w:pPr>
-        <w:spacing w:after="130"/>
+        <w:spacing w:after="100"/>
         <w:jc w:val="center"/>
       </w:pPr>
       <w:r>
@@ -472,7 +501,7 @@
     </w:p>
     <w:p>
       <w:pPr>
-        <w:spacing w:after="100" w:line="276"/>
+        <w:spacing w:after="80" w:line="264"/>
       </w:pPr>
       <w:r>
         <w:rPr>
@@ -503,7 +532,7 @@
     </w:p>
     <w:p>
       <w:pPr>
-        <w:spacing w:after="100" w:line="276"/>
+        <w:spacing w:after="80" w:line="264"/>
       </w:pPr>
       <w:r>
         <w:rPr>
@@ -564,7 +593,7 @@
     </w:p>
     <w:p>
       <w:pPr>
-        <w:spacing w:after="130"/>
+        <w:spacing w:after="100"/>
         <w:jc w:val="center"/>
       </w:pPr>
       <w:r>
@@ -581,7 +610,7 @@
     <w:p>
       <w:pPr>
         <w:pStyle w:val="Heading2"/>
-        <w:spacing w:after="55" w:before="150"/>
+        <w:spacing w:after="45" w:before="120"/>
       </w:pPr>
       <w:r>
         <w:rPr>
@@ -596,21 +625,16 @@
     </w:p>
     <w:p>
       <w:pPr>
-        <w:spacing w:after="100" w:line="276"/>
-      </w:pPr>
-      <w:r>
-        <w:rPr>
-          <w:color w:val="0B0B0B"/>
-          <w:sz w:val="20"/>
-          <w:szCs w:val="20"/>
-        </w:rPr>
-        <w:t xml:space="preserve">The tree path uses RDKit descriptors, Morgan counts, MACCS keys and Avalon counts, plus the polymer-aware block we developed in Round 2: the repeat unit's backbone is the shortest path between its two attachment points (ring-complete, so a phenylene in the chain counts as chain), and 18 scalars plus a full descriptor set are computed on that extracted chain alone. Backbone length alone correlates +0.47 with Tg. The graph path reads the molecular graph directly with 22 atom features per node.</w:t>
-      </w:r>
-    </w:p>
-    <w:p>
-      <w:pPr>
-        <w:spacing w:after="100" w:line="276"/>
-      </w:pPr>
+        <w:spacing w:after="80" w:line="264"/>
+      </w:pPr>
+      <w:r>
+        <w:rPr>
+          <w:color w:val="0B0B0B"/>
+          <w:sz w:val="20"/>
+          <w:szCs w:val="20"/>
+        </w:rPr>
+        <w:t xml:space="preserve">The polymer-aware block carried over from Round 2 is central: the repeat unit's backbone is the shortest path between its two attachment points, ring-complete so a phenylene in the chain counts as chain, and 18 scalars plus a full descriptor set are computed on that extracted chain alone. Backbone length alone correlates +0.47 with Tg. </w:t>
+      </w:r>
       <w:r>
         <w:rPr>
           <w:b/>
@@ -619,21 +643,21 @@
           <w:sz w:val="20"/>
           <w:szCs w:val="20"/>
         </w:rPr>
-        <w:t xml:space="preserve">What the features do for the small targets: </w:t>
-      </w:r>
-      <w:r>
-        <w:rPr>
-          <w:color w:val="0B0B0B"/>
-          <w:sz w:val="20"/>
-          <w:szCs w:val="20"/>
-        </w:rPr>
-        <w:t xml:space="preserve">the multi-task GNN carries 0.70 to 0.91 of the blend weight on all five, and only 0.29 on Tg. The shared encoder is doing the work precisely where the data is thin.</w:t>
+        <w:t xml:space="preserve">Its effect on the small targets is visible in the blend: </w:t>
+      </w:r>
+      <w:r>
+        <w:rPr>
+          <w:color w:val="0B0B0B"/>
+          <w:sz w:val="20"/>
+          <w:szCs w:val="20"/>
+        </w:rPr>
+        <w:t xml:space="preserve">the multi-task encoder carries 0.70 to 0.91 of the weight on all five, and only 0.29 on Tg — the shared representation does the work precisely where the data is thin.</w:t>
       </w:r>
     </w:p>
     <w:p>
       <w:pPr>
         <w:pStyle w:val="Heading2"/>
-        <w:spacing w:after="55" w:before="150"/>
+        <w:spacing w:after="45" w:before="120"/>
       </w:pPr>
       <w:r>
         <w:rPr>
@@ -648,7 +672,7 @@
     </w:p>
     <w:p>
       <w:pPr>
-        <w:spacing w:after="100" w:line="276"/>
+        <w:spacing w:after="80" w:line="264"/>
       </w:pPr>
       <w:r>
         <w:rPr>
@@ -661,7 +685,7 @@
     </w:p>
     <w:p>
       <w:pPr>
-        <w:spacing w:after="100" w:line="276"/>
+        <w:spacing w:after="80" w:line="264"/>
       </w:pPr>
       <w:r>
         <w:rPr>
@@ -684,7 +708,7 @@
     </w:p>
     <w:p>
       <w:pPr>
-        <w:spacing w:after="100" w:line="276"/>
+        <w:spacing w:after="80" w:line="264"/>
       </w:pPr>
       <w:r>
         <w:rPr>
@@ -771,7 +795,7 @@
     </w:p>
     <w:p>
       <w:pPr>
-        <w:spacing w:after="130"/>
+        <w:spacing w:after="100"/>
         <w:jc w:val="center"/>
       </w:pPr>
       <w:r>
@@ -788,7 +812,7 @@
     <w:p>
       <w:pPr>
         <w:pStyle w:val="Heading1"/>
-        <w:spacing w:after="70" w:before="230"/>
+        <w:spacing w:after="55" w:before="190"/>
       </w:pPr>
       <w:r>
         <w:rPr>
@@ -804,7 +828,7 @@
     <w:p>
       <w:pPr>
         <w:pStyle w:val="Heading2"/>
-        <w:spacing w:after="55" w:before="150"/>
+        <w:spacing w:after="45" w:before="120"/>
       </w:pPr>
       <w:r>
         <w:rPr>
@@ -824,7 +848,7 @@
           <w:ilvl w:val="0"/>
           <w:numId w:val="2"/>
         </w:numPr>
-        <w:spacing w:after="55" w:line="264"/>
+        <w:spacing w:after="45" w:line="252"/>
       </w:pPr>
       <w:r>
         <w:rPr>
@@ -852,7 +876,7 @@
           <w:ilvl w:val="0"/>
           <w:numId w:val="2"/>
         </w:numPr>
-        <w:spacing w:after="55" w:line="264"/>
+        <w:spacing w:after="45" w:line="252"/>
       </w:pPr>
       <w:r>
         <w:rPr>
@@ -880,7 +904,7 @@
           <w:ilvl w:val="0"/>
           <w:numId w:val="2"/>
         </w:numPr>
-        <w:spacing w:after="55" w:line="264"/>
+        <w:spacing w:after="45" w:line="252"/>
       </w:pPr>
       <w:r>
         <w:rPr>
@@ -908,7 +932,7 @@
           <w:ilvl w:val="0"/>
           <w:numId w:val="2"/>
         </w:numPr>
-        <w:spacing w:after="55" w:line="264"/>
+        <w:spacing w:after="45" w:line="252"/>
       </w:pPr>
       <w:r>
         <w:rPr>
@@ -977,7 +1001,7 @@
     </w:p>
     <w:p>
       <w:pPr>
-        <w:spacing w:after="130"/>
+        <w:spacing w:after="100"/>
         <w:jc w:val="center"/>
       </w:pPr>
       <w:r>
@@ -994,7 +1018,7 @@
     <w:p>
       <w:pPr>
         <w:pStyle w:val="Heading2"/>
-        <w:spacing w:after="55" w:before="150"/>
+        <w:spacing w:after="45" w:before="120"/>
       </w:pPr>
       <w:r>
         <w:rPr>
@@ -1350,7 +1374,7 @@
                 <w:sz w:val="17"/>
                 <w:szCs w:val="17"/>
               </w:rPr>
-              <w:t xml:space="preserve">0.927</w:t>
+              <w:t xml:space="preserve">0.930</w:t>
             </w:r>
           </w:p>
         </w:tc>
@@ -1377,7 +1401,7 @@
                 <w:sz w:val="17"/>
                 <w:szCs w:val="17"/>
               </w:rPr>
-              <w:t xml:space="preserve">0.930</w:t>
+              <w:t xml:space="preserve">0.933</w:t>
             </w:r>
           </w:p>
         </w:tc>
@@ -1540,7 +1564,7 @@
                 <w:sz w:val="17"/>
                 <w:szCs w:val="17"/>
               </w:rPr>
-              <w:t xml:space="preserve">0.958</w:t>
+              <w:t xml:space="preserve">0.960</w:t>
             </w:r>
           </w:p>
         </w:tc>
@@ -1567,7 +1591,7 @@
                 <w:sz w:val="17"/>
                 <w:szCs w:val="17"/>
               </w:rPr>
-              <w:t xml:space="preserve">0.959</w:t>
+              <w:t xml:space="preserve">0.961</w:t>
             </w:r>
           </w:p>
         </w:tc>
@@ -1730,7 +1754,7 @@
                 <w:sz w:val="17"/>
                 <w:szCs w:val="17"/>
               </w:rPr>
-              <w:t xml:space="preserve">0.866</w:t>
+              <w:t xml:space="preserve">0.873</w:t>
             </w:r>
           </w:p>
         </w:tc>
@@ -1757,7 +1781,7 @@
                 <w:sz w:val="17"/>
                 <w:szCs w:val="17"/>
               </w:rPr>
-              <w:t xml:space="preserve">0.864</w:t>
+              <w:t xml:space="preserve">0.873</w:t>
             </w:r>
           </w:p>
         </w:tc>
@@ -1920,7 +1944,7 @@
                 <w:sz w:val="17"/>
                 <w:szCs w:val="17"/>
               </w:rPr>
-              <w:t xml:space="preserve">0.942</w:t>
+              <w:t xml:space="preserve">0.936</w:t>
             </w:r>
           </w:p>
         </w:tc>
@@ -1947,7 +1971,7 @@
                 <w:sz w:val="17"/>
                 <w:szCs w:val="17"/>
               </w:rPr>
-              <w:t xml:space="preserve">0.945</w:t>
+              <w:t xml:space="preserve">0.941</w:t>
             </w:r>
           </w:p>
         </w:tc>
@@ -2110,7 +2134,7 @@
                 <w:sz w:val="17"/>
                 <w:szCs w:val="17"/>
               </w:rPr>
-              <w:t xml:space="preserve">0.834</w:t>
+              <w:t xml:space="preserve">0.858</w:t>
             </w:r>
           </w:p>
         </w:tc>
@@ -2137,7 +2161,7 @@
                 <w:sz w:val="17"/>
                 <w:szCs w:val="17"/>
               </w:rPr>
-              <w:t xml:space="preserve">0.837</w:t>
+              <w:t xml:space="preserve">0.855</w:t>
             </w:r>
           </w:p>
         </w:tc>
@@ -2300,7 +2324,7 @@
                 <w:sz w:val="17"/>
                 <w:szCs w:val="17"/>
               </w:rPr>
-              <w:t xml:space="preserve">0.906</w:t>
+              <w:t xml:space="preserve">0.918</w:t>
             </w:r>
           </w:p>
         </w:tc>
@@ -2327,7 +2351,7 @@
                 <w:sz w:val="17"/>
                 <w:szCs w:val="17"/>
               </w:rPr>
-              <w:t xml:space="preserve">0.903</w:t>
+              <w:t xml:space="preserve">0.916</w:t>
             </w:r>
           </w:p>
         </w:tc>
@@ -2557,7 +2581,7 @@
     </w:p>
     <w:p>
       <w:pPr>
-        <w:spacing w:after="100" w:line="276"/>
+        <w:spacing w:after="80" w:line="264"/>
       </w:pPr>
       <w:r>
         <w:rPr>
@@ -2567,15 +2591,15 @@
           <w:sz w:val="20"/>
           <w:szCs w:val="20"/>
         </w:rPr>
-        <w:t xml:space="preserve">Official metric: 0.9085</w:t>
-      </w:r>
-      <w:r>
-        <w:rPr>
-          <w:color w:val="0B0B0B"/>
-          <w:sz w:val="20"/>
-          <w:szCs w:val="20"/>
-        </w:rPr>
-        <w:t xml:space="preserve"> (mean of seven per-target R², out-of-fold, blend weights fitted by nested cross-validation so they never see the rows they score). The progression across submissions was 0.8888 for per-target models, 0.9038 adding the multi-task encoder, 0.9073 with three seeds and 0.9085 with six. The organizer's Ridge baseline scores 0.537.</w:t>
+        <w:t xml:space="preserve">Official metric: 0.9139</w:t>
+      </w:r>
+      <w:r>
+        <w:rPr>
+          <w:color w:val="0B0B0B"/>
+          <w:sz w:val="20"/>
+          <w:szCs w:val="20"/>
+        </w:rPr>
+        <w:t xml:space="preserve"> (mean of seven per-target R², out-of-fold, blend weights fitted by nested cross-validation so they never see the rows they score). The progression was 0.8888 for per-target models, 0.9038 adding the multi-task encoder, 0.9085 with seed averaging, and 0.9139 on moving the shared encoder from five folds to ten. The organizer's Ridge baseline scores 0.537.</w:t>
       </w:r>
     </w:p>
     <w:p>
@@ -2626,7 +2650,7 @@
     </w:p>
     <w:p>
       <w:pPr>
-        <w:spacing w:after="130"/>
+        <w:spacing w:after="100"/>
         <w:jc w:val="center"/>
       </w:pPr>
       <w:r>
@@ -2637,7 +2661,7 @@
           <w:sz w:val="17"/>
           <w:szCs w:val="17"/>
         </w:rPr>
-        <w:t xml:space="preserve">Figure 5. Effect of adding the shared encoder, per target. Gains scale inversely with data: +0.041 on refractive index (229 rows), +0.007 on chain band gap (2,028 rows).</w:t>
+        <w:t xml:space="preserve">Figure 5. Effect of adding the shared encoder, per target. Gains concentrate where rows are scarce: +0.056 on refractive index (229 rows) against +0.010 on chain band gap (2,028 rows).</w:t>
       </w:r>
     </w:p>
     <w:p>
@@ -2688,7 +2712,7 @@
     </w:p>
     <w:p>
       <w:pPr>
-        <w:spacing w:after="130"/>
+        <w:spacing w:after="100"/>
         <w:jc w:val="center"/>
       </w:pPr>
       <w:r>
@@ -2705,7 +2729,7 @@
     <w:p>
       <w:pPr>
         <w:pStyle w:val="Heading1"/>
-        <w:spacing w:after="70" w:before="230"/>
+        <w:spacing w:after="55" w:before="190"/>
       </w:pPr>
       <w:r>
         <w:rPr>
@@ -2725,7 +2749,7 @@
           <w:ilvl w:val="0"/>
           <w:numId w:val="2"/>
         </w:numPr>
-        <w:spacing w:after="55" w:line="264"/>
+        <w:spacing w:after="45" w:line="252"/>
       </w:pPr>
       <w:r>
         <w:rPr>
@@ -2753,7 +2777,7 @@
           <w:ilvl w:val="0"/>
           <w:numId w:val="2"/>
         </w:numPr>
-        <w:spacing w:after="55" w:line="264"/>
+        <w:spacing w:after="45" w:line="252"/>
       </w:pPr>
       <w:r>
         <w:rPr>
@@ -2781,7 +2805,7 @@
           <w:ilvl w:val="0"/>
           <w:numId w:val="2"/>
         </w:numPr>
-        <w:spacing w:after="55" w:line="264"/>
+        <w:spacing w:after="45" w:line="252"/>
       </w:pPr>
       <w:r>
         <w:rPr>
@@ -2809,7 +2833,7 @@
           <w:ilvl w:val="0"/>
           <w:numId w:val="2"/>
         </w:numPr>
-        <w:spacing w:after="55" w:line="264"/>
+        <w:spacing w:after="45" w:line="252"/>
       </w:pPr>
       <w:r>
         <w:rPr>
@@ -2833,7 +2857,7 @@
     <w:p>
       <w:pPr>
         <w:pStyle w:val="Heading1"/>
-        <w:spacing w:after="70" w:before="230"/>
+        <w:spacing w:after="55" w:before="190"/>
       </w:pPr>
       <w:r>
         <w:rPr>
@@ -2849,7 +2873,7 @@
     <w:p>
       <w:pPr>
         <w:pStyle w:val="Heading2"/>
-        <w:spacing w:after="55" w:before="150"/>
+        <w:spacing w:after="45" w:before="120"/>
       </w:pPr>
       <w:r>
         <w:rPr>
@@ -2864,21 +2888,57 @@
     </w:p>
     <w:p>
       <w:pPr>
-        <w:spacing w:after="100" w:line="276"/>
-      </w:pPr>
-      <w:r>
-        <w:rPr>
-          <w:color w:val="0B0B0B"/>
-          <w:sz w:val="20"/>
-          <w:szCs w:val="20"/>
-        </w:rPr>
-        <w:t xml:space="preserve">The model is frozen and reproducible. The remaining lever we would pursue with more compute is fold count: in Round 2, moving the graph model from five to ten folds was worth +0.0019 at equal cost, and that experiment is running against the electronic cluster now. Beyond it, the honest assessment is that seed averaging has reached diminishing returns (+0.0036 for the second and third seed, +0.0012 for the fourth through sixth).</w:t>
+        <w:spacing w:after="80" w:line="264"/>
+      </w:pPr>
+      <w:r>
+        <w:rPr>
+          <w:color w:val="0B0B0B"/>
+          <w:sz w:val="20"/>
+          <w:szCs w:val="20"/>
+        </w:rPr>
+        <w:t xml:space="preserve">The model is frozen and reproducible. The last change we made was the largest single gain of the round and is worth stating precisely: moving the shared encoder from five folds to ten, </w:t>
+      </w:r>
+      <w:r>
+        <w:rPr>
+          <w:b/>
+          <w:bCs/>
+          <w:color w:val="0B0B0B"/>
+          <w:sz w:val="20"/>
+          <w:szCs w:val="20"/>
+        </w:rPr>
+        <w:t xml:space="preserve">at identical compute</w:t>
+      </w:r>
+      <w:r>
+        <w:rPr>
+          <w:color w:val="0B0B0B"/>
+          <w:sz w:val="20"/>
+          <w:szCs w:val="20"/>
+        </w:rPr>
+        <w:t xml:space="preserve"> (thirty fold-runs either way, three seeds instead of six), was worth </w:t>
+      </w:r>
+      <w:r>
+        <w:rPr>
+          <w:b/>
+          <w:bCs/>
+          <w:color w:val="0B0B0B"/>
+          <w:sz w:val="20"/>
+          <w:szCs w:val="20"/>
+        </w:rPr>
+        <w:t xml:space="preserve">+0.0058</w:t>
+      </w:r>
+      <w:r>
+        <w:rPr>
+          <w:color w:val="0B0B0B"/>
+          <w:sz w:val="20"/>
+          <w:szCs w:val="20"/>
+        </w:rPr>
+        <w:t xml:space="preserve"> on the official metric. Each model then trains on 90% of the 3,266 electronic rows rather than 80%, and the gain lands almost entirely on the data-starved targets: +0.018 on dielectric constant, +0.013 on refractive index, +0.009 on ionisation energy. Seed averaging by contrast has reached clear diminishing returns (+0.0036 for the second and third seed, +0.0012 for the fourth through sixth), so reallocating that same compute to folds was strictly better. With more time the obvious next step is more folds still, since the trend has not turned.</w:t>
       </w:r>
     </w:p>
     <w:p>
       <w:pPr>
         <w:pStyle w:val="Heading2"/>
-        <w:spacing w:after="55" w:before="150"/>
+        <w:spacing w:after="45" w:before="120"/>
       </w:pPr>
       <w:r>
         <w:rPr>
@@ -2893,7 +2953,7 @@
     </w:p>
     <w:p>
       <w:pPr>
-        <w:spacing w:after="100" w:line="276"/>
+        <w:spacing w:after="80" w:line="264"/>
       </w:pPr>
       <w:r>
         <w:rPr>
@@ -2907,7 +2967,7 @@
     <w:p>
       <w:pPr>
         <w:pStyle w:val="Heading2"/>
-        <w:spacing w:after="55" w:before="150"/>
+        <w:spacing w:after="45" w:before="120"/>
       </w:pPr>
       <w:r>
         <w:rPr>
@@ -2922,21 +2982,21 @@
     </w:p>
     <w:p>
       <w:pPr>
-        <w:spacing w:after="100" w:line="276"/>
-      </w:pPr>
-      <w:r>
-        <w:rPr>
-          <w:color w:val="0B0B0B"/>
-          <w:sz w:val="20"/>
-          <w:szCs w:val="20"/>
-        </w:rPr>
-        <w:t xml:space="preserve">Two of the seven targets are directly optical, and this is where the shared encoder pays off most visibly: refractive index gains +0.041 R² from multi-task training, the largest gain of any target. The model's optical reasoning follows the same structural axis, because refractive index and dielectric constant correlate +0.92 with each other and −0.85 with band gap: polarisable, conjugated, aromatic-rich backbones raise both the refractive index and the dielectric constant while narrowing the gap, and the absorption edge follows at roughly 1240/Egc nm. Backbone rigidity and planarity — high ring-atom count, low rotatable-bond count — concentrate that effect, while side-chain bulk dilutes it and acts as a blue-shifting, solubilising trade-off. For a candidate polymer the model can therefore report predicted refractive index, dielectric constant and absorption edge together with the backbone motifs driving all three, which is the combination an optical-materials decision actually needs.</w:t>
+        <w:spacing w:after="80" w:line="264"/>
+      </w:pPr>
+      <w:r>
+        <w:rPr>
+          <w:color w:val="0B0B0B"/>
+          <w:sz w:val="20"/>
+          <w:szCs w:val="20"/>
+        </w:rPr>
+        <w:t xml:space="preserve">Two of the seven targets are directly optical, and this is where the shared encoder pays off most visibly: refractive index gains +0.056 R² from multi-task training, the largest gain of any target. The model's optical reasoning follows the same structural axis, because refractive index and dielectric constant correlate +0.92 with each other and −0.85 with band gap: polarisable, conjugated, aromatic-rich backbones raise both the refractive index and the dielectric constant while narrowing the gap, and the absorption edge follows at roughly 1240/Egc nm. Backbone rigidity and planarity — high ring-atom count, low rotatable-bond count — concentrate that effect, while side-chain bulk dilutes it and acts as a blue-shifting, solubilising trade-off. For a candidate polymer the model can therefore report predicted refractive index, dielectric constant and absorption edge together with the backbone motifs driving all three, which is the combination an optical-materials decision actually needs.</w:t>
       </w:r>
     </w:p>
     <w:p>
       <w:pPr>
         <w:pStyle w:val="Heading2"/>
-        <w:spacing w:after="55" w:before="150"/>
+        <w:spacing w:after="45" w:before="120"/>
       </w:pPr>
       <w:r>
         <w:rPr>
@@ -2951,7 +3011,7 @@
     </w:p>
     <w:p>
       <w:pPr>
-        <w:spacing w:after="100" w:line="276"/>
+        <w:spacing w:after="80" w:line="264"/>
       </w:pPr>
       <w:r>
         <w:rPr>
@@ -2965,7 +3025,7 @@
     <w:p>
       <w:pPr>
         <w:pStyle w:val="Heading1"/>
-        <w:spacing w:after="70" w:before="230"/>
+        <w:spacing w:after="55" w:before="190"/>
       </w:pPr>
       <w:r>
         <w:rPr>
@@ -2980,7 +3040,7 @@
     </w:p>
     <w:p>
       <w:pPr>
-        <w:spacing w:after="100" w:line="276"/>
+        <w:spacing w:after="80" w:line="264"/>
       </w:pPr>
       <w:r>
         <w:rPr>
@@ -2992,7 +3052,7 @@
         </w:rPr>
         <w:t xml:space="preserve">Notebook: </w:t>
       </w:r>
-      <w:hyperlink w:history="1" r:id="rIdywehhxr25jml0rzldgfiy">
+      <w:hyperlink w:history="1" r:id="rIdha1ildfakeg4aecj4blaj">
         <w:r>
           <w:rPr>
             <w:color w:val="2A78D6"/>
@@ -3021,7 +3081,7 @@
         </w:rPr>
         <w:t xml:space="preserve">Code: </w:t>
       </w:r>
-      <w:hyperlink w:history="1" r:id="rIdrzyjlrzt5eahqhabfemvx">
+      <w:hyperlink w:history="1" r:id="rIdtafcudzw7ck2j0nf40fjt">
         <w:r>
           <w:rPr>
             <w:color w:val="2A78D6"/>
@@ -3035,7 +3095,7 @@
     </w:p>
     <w:p>
       <w:pPr>
-        <w:spacing w:after="100" w:line="276"/>
+        <w:spacing w:after="80" w:line="264"/>
       </w:pPr>
       <w:r>
         <w:rPr>
@@ -3053,12 +3113,12 @@
           <w:sz w:val="20"/>
           <w:szCs w:val="20"/>
         </w:rPr>
-        <w:t xml:space="preserve">LightGBM 4,000 trees with early stopping, 5 folds. Message-passing GNN 383k parameters, hidden 128, three layers with GRU updates, mean+max pooling. Multi-task variant 387k parameters, shared encoder with six linear heads, six seeds averaged. Inference under 1 ms per molecule.</w:t>
-      </w:r>
-    </w:p>
-    <w:p>
-      <w:pPr>
-        <w:spacing w:after="100" w:line="276"/>
+        <w:t xml:space="preserve">LightGBM 4,000 trees with early stopping, 5 folds. Message-passing GNN 383k parameters, hidden 128, three layers with GRU updates, mean+max pooling. Multi-task variant 387k parameters, shared encoder with six linear heads, ten folds × three seeds. Inference under 1 ms per molecule.</w:t>
+      </w:r>
+    </w:p>
+    <w:p>
+      <w:pPr>
+        <w:spacing w:after="80" w:line="264"/>
       </w:pPr>
       <w:r>
         <w:rPr>
@@ -3086,7 +3146,7 @@
     </w:p>
     <w:p>
       <w:pPr>
-        <w:spacing w:after="100" w:line="276"/>
+        <w:spacing w:after="80" w:line="264"/>
       </w:pPr>
       <w:r>
         <w:rPr>
@@ -3304,7 +3364,7 @@
                 <w:sz w:val="17"/>
                 <w:szCs w:val="17"/>
               </w:rPr>
-              <w:t xml:space="preserve">Multi-task seed averaging (1→6)</w:t>
+              <w:t xml:space="preserve">Shared encoder at ten folds, not five</w:t>
             </w:r>
           </w:p>
         </w:tc>
@@ -3331,7 +3391,7 @@
                 <w:sz w:val="17"/>
                 <w:szCs w:val="17"/>
               </w:rPr>
-              <w:t xml:space="preserve">+0.0047</w:t>
+              <w:t xml:space="preserve">+0.0058</w:t>
             </w:r>
           </w:p>
         </w:tc>
@@ -3358,7 +3418,171 @@
                 <w:sz w:val="17"/>
                 <w:szCs w:val="17"/>
               </w:rPr>
+              <w:t xml:space="preserve">shipped: largest single gain</w:t>
+            </w:r>
+          </w:p>
+        </w:tc>
+      </w:tr>
+      <w:tr>
+        <w:tc>
+          <w:tcPr>
+            <w:tcW w:type="dxa" w:w="4400"/>
+            <w:tcMar>
+              <w:top w:type="dxa" w:w="45"/>
+              <w:left w:type="dxa" w:w="85"/>
+              <w:bottom w:type="dxa" w:w="45"/>
+              <w:right w:type="dxa" w:w="85"/>
+            </w:tcMar>
+          </w:tcPr>
+          <w:p>
+            <w:pPr>
+              <w:spacing w:after="0"/>
+            </w:pPr>
+            <w:r>
+              <w:rPr>
+                <w:b w:val="false"/>
+                <w:bCs w:val="false"/>
+                <w:color w:val="0B0B0B"/>
+                <w:sz w:val="17"/>
+                <w:szCs w:val="17"/>
+              </w:rPr>
+              <w:t xml:space="preserve">Multi-task seed averaging (1→3)</w:t>
+            </w:r>
+          </w:p>
+        </w:tc>
+        <w:tc>
+          <w:tcPr>
+            <w:tcW w:type="dxa" w:w="1900"/>
+            <w:tcMar>
+              <w:top w:type="dxa" w:w="45"/>
+              <w:left w:type="dxa" w:w="85"/>
+              <w:bottom w:type="dxa" w:w="45"/>
+              <w:right w:type="dxa" w:w="85"/>
+            </w:tcMar>
+          </w:tcPr>
+          <w:p>
+            <w:pPr>
+              <w:spacing w:after="0"/>
+              <w:jc w:val="right"/>
+            </w:pPr>
+            <w:r>
+              <w:rPr>
+                <w:b w:val="false"/>
+                <w:bCs w:val="false"/>
+                <w:color w:val="0B0B0B"/>
+                <w:sz w:val="17"/>
+                <w:szCs w:val="17"/>
+              </w:rPr>
+              <w:t xml:space="preserve">+0.0036</w:t>
+            </w:r>
+          </w:p>
+        </w:tc>
+        <w:tc>
+          <w:tcPr>
+            <w:tcW w:type="dxa" w:w="3000"/>
+            <w:tcMar>
+              <w:top w:type="dxa" w:w="45"/>
+              <w:left w:type="dxa" w:w="85"/>
+              <w:bottom w:type="dxa" w:w="45"/>
+              <w:right w:type="dxa" w:w="85"/>
+            </w:tcMar>
+          </w:tcPr>
+          <w:p>
+            <w:pPr>
+              <w:spacing w:after="0"/>
+              <w:jc w:val="right"/>
+            </w:pPr>
+            <w:r>
+              <w:rPr>
+                <w:b w:val="false"/>
+                <w:bCs w:val="false"/>
+                <w:color w:val="0B0B0B"/>
+                <w:sz w:val="17"/>
+                <w:szCs w:val="17"/>
+              </w:rPr>
               <w:t xml:space="preserve">shipped</w:t>
+            </w:r>
+          </w:p>
+        </w:tc>
+      </w:tr>
+      <w:tr>
+        <w:tc>
+          <w:tcPr>
+            <w:tcW w:type="dxa" w:w="4400"/>
+            <w:tcMar>
+              <w:top w:type="dxa" w:w="45"/>
+              <w:left w:type="dxa" w:w="85"/>
+              <w:bottom w:type="dxa" w:w="45"/>
+              <w:right w:type="dxa" w:w="85"/>
+            </w:tcMar>
+          </w:tcPr>
+          <w:p>
+            <w:pPr>
+              <w:spacing w:after="0"/>
+            </w:pPr>
+            <w:r>
+              <w:rPr>
+                <w:b w:val="false"/>
+                <w:bCs w:val="false"/>
+                <w:color w:val="0B0B0B"/>
+                <w:sz w:val="17"/>
+                <w:szCs w:val="17"/>
+              </w:rPr>
+              <w:t xml:space="preserve">Seed averaging beyond three</w:t>
+            </w:r>
+          </w:p>
+        </w:tc>
+        <w:tc>
+          <w:tcPr>
+            <w:tcW w:type="dxa" w:w="1900"/>
+            <w:tcMar>
+              <w:top w:type="dxa" w:w="45"/>
+              <w:left w:type="dxa" w:w="85"/>
+              <w:bottom w:type="dxa" w:w="45"/>
+              <w:right w:type="dxa" w:w="85"/>
+            </w:tcMar>
+          </w:tcPr>
+          <w:p>
+            <w:pPr>
+              <w:spacing w:after="0"/>
+              <w:jc w:val="right"/>
+            </w:pPr>
+            <w:r>
+              <w:rPr>
+                <w:b w:val="false"/>
+                <w:bCs w:val="false"/>
+                <w:color w:val="0B0B0B"/>
+                <w:sz w:val="17"/>
+                <w:szCs w:val="17"/>
+              </w:rPr>
+              <w:t xml:space="preserve">+0.0012</w:t>
+            </w:r>
+          </w:p>
+        </w:tc>
+        <w:tc>
+          <w:tcPr>
+            <w:tcW w:type="dxa" w:w="3000"/>
+            <w:tcMar>
+              <w:top w:type="dxa" w:w="45"/>
+              <w:left w:type="dxa" w:w="85"/>
+              <w:bottom w:type="dxa" w:w="45"/>
+              <w:right w:type="dxa" w:w="85"/>
+            </w:tcMar>
+          </w:tcPr>
+          <w:p>
+            <w:pPr>
+              <w:spacing w:after="0"/>
+              <w:jc w:val="right"/>
+            </w:pPr>
+            <w:r>
+              <w:rPr>
+                <w:b w:val="false"/>
+                <w:bCs w:val="false"/>
+                <w:color w:val="0B0B0B"/>
+                <w:sz w:val="17"/>
+                <w:szCs w:val="17"/>
+              </w:rPr>
+              <w:t xml:space="preserve">superseded by folds at equal cost</w:t>
             </w:r>
           </w:p>
         </w:tc>
@@ -3694,7 +3918,7 @@
     </w:tbl>
     <w:sectPr>
       <w:pgSz w:w="11906" w:h="16838" w:orient="portrait"/>
-      <w:pgMar w:top="1040" w:right="1120" w:bottom="1040" w:left="1120" w:header="708" w:footer="708" w:gutter="0"/>
+      <w:pgMar w:top="900" w:right="1060" w:bottom="900" w:left="1060" w:header="708" w:footer="708" w:gutter="0"/>
       <w:pgNumType/>
       <w:docGrid w:linePitch="360"/>
     </w:sectPr>
